--- a/6901012610544-สุทธิภัทร-A2_2.docx
+++ b/6901012610544-สุทธิภัทร-A2_2.docx
@@ -4,10 +4,1130 @@
   <w:body>
     <w:p>
       <w:pPr>
-        <w:rPr>
+        <w:jc w:val="thaiDistribute"/>
+        <w:rPr>
+          <w:rFonts w:hint="cs"/>
           <w:cs/>
         </w:rPr>
       </w:pPr>
+      <w:r>
+        <w:tab/>
+      </w:r>
+      <w:r>
+        <w:rPr>
+          <w:rFonts w:hint="cs"/>
+          <w:cs/>
+        </w:rPr>
+        <w:t xml:space="preserve">สถานะปัจจุบัน กำลังออกแบบ </w:t>
+      </w:r>
+      <w:r>
+        <w:t xml:space="preserve">Class </w:t>
+      </w:r>
+      <w:r>
+        <w:rPr>
+          <w:rFonts w:hint="cs"/>
+          <w:cs/>
+        </w:rPr>
+        <w:t>กับ</w:t>
+      </w:r>
+      <w:r>
+        <w:t xml:space="preserve"> method </w:t>
+      </w:r>
+      <w:r>
+        <w:rPr>
+          <w:rFonts w:hint="cs"/>
+          <w:cs/>
+        </w:rPr>
+        <w:t xml:space="preserve">ในภาพรวมเพื่อกำหนดลักษณืการทำงานของโปรแกรม และได้มีการปรับเปลี่ยนการจัดเก็บข้อมูลจาก </w:t>
+      </w:r>
+      <w:r>
+        <w:t xml:space="preserve">.txt </w:t>
+      </w:r>
+      <w:r>
+        <w:rPr>
+          <w:rFonts w:hint="cs"/>
+          <w:cs/>
+        </w:rPr>
+        <w:t xml:space="preserve">เป็น </w:t>
+      </w:r>
+      <w:r>
+        <w:t xml:space="preserve">.csv </w:t>
+      </w:r>
+      <w:r>
+        <w:rPr>
+          <w:rFonts w:hint="cs"/>
+          <w:cs/>
+        </w:rPr>
+        <w:t xml:space="preserve">เพิ่ม </w:t>
+      </w:r>
+      <w:r>
+        <w:t xml:space="preserve">method </w:t>
+      </w:r>
+      <w:r>
+        <w:rPr>
+          <w:rFonts w:hint="cs"/>
+          <w:cs/>
+        </w:rPr>
+        <w:t>การหักเงินที่เป็นค่าใช้จ่ายประจำ และเงินลงทุน ในส่วนของการสรุปข้อมูลรายรับ-รายจ่าย ได้มีการเพิ่มการสรุปนอกเหนือจากภาพรวม คือ แบบรายสัปดาห์และรายเดือน โดยได้มีการออกแบบโปรแกรมดังต่อไปนี้เพื่อเป็นแผนในการพัฒนาในอนาคต</w:t>
+      </w:r>
+    </w:p>
+    <w:p>
+      <w:pPr>
+        <w:numPr>
+          <w:ilvl w:val="0"/>
+          <w:numId w:val="32"/>
+        </w:numPr>
+        <w:jc w:val="thaiDistribute"/>
+      </w:pPr>
+      <w:r>
+        <w:t xml:space="preserve">BaseTransaction: </w:t>
+      </w:r>
+      <w:r>
+        <w:rPr>
+          <w:cs/>
+        </w:rPr>
+        <w:t>คลาสแม่สำหรับเก็บข้อมูลพื้นฐานของรายการการเงิน</w:t>
+      </w:r>
+      <w:r>
+        <w:t xml:space="preserve"> </w:t>
+      </w:r>
+    </w:p>
+    <w:p>
+      <w:pPr>
+        <w:numPr>
+          <w:ilvl w:val="1"/>
+          <w:numId w:val="32"/>
+        </w:numPr>
+        <w:jc w:val="thaiDistribute"/>
+      </w:pPr>
+      <w:r>
+        <w:t xml:space="preserve">__init__: </w:t>
+      </w:r>
+      <w:r>
+        <w:rPr>
+          <w:cs/>
+        </w:rPr>
+        <w:t>กำหนดค่าเริ่มต้นของวันที่</w:t>
+      </w:r>
+      <w:r>
+        <w:t xml:space="preserve">, </w:t>
+      </w:r>
+      <w:r>
+        <w:rPr>
+          <w:cs/>
+        </w:rPr>
+        <w:t>หมวดหมู่ และจำนวนเงิน</w:t>
+      </w:r>
+      <w:r>
+        <w:t xml:space="preserve"> </w:t>
+      </w:r>
+    </w:p>
+    <w:p>
+      <w:pPr>
+        <w:numPr>
+          <w:ilvl w:val="1"/>
+          <w:numId w:val="32"/>
+        </w:numPr>
+        <w:jc w:val="thaiDistribute"/>
+      </w:pPr>
+      <w:r>
+        <w:t xml:space="preserve">get_date / get_category / get_amount: </w:t>
+      </w:r>
+      <w:r>
+        <w:rPr>
+          <w:cs/>
+        </w:rPr>
+        <w:t>อ่านค่าวันที่</w:t>
+      </w:r>
+      <w:r>
+        <w:t xml:space="preserve">, </w:t>
+      </w:r>
+      <w:r>
+        <w:rPr>
+          <w:cs/>
+        </w:rPr>
+        <w:t>หมวดหมู่ และจำนวนเงิน</w:t>
+      </w:r>
+      <w:r>
+        <w:t xml:space="preserve"> </w:t>
+      </w:r>
+    </w:p>
+    <w:p>
+      <w:pPr>
+        <w:numPr>
+          <w:ilvl w:val="1"/>
+          <w:numId w:val="32"/>
+        </w:numPr>
+        <w:jc w:val="thaiDistribute"/>
+      </w:pPr>
+      <w:r>
+        <w:t xml:space="preserve">set_amount: </w:t>
+      </w:r>
+      <w:r>
+        <w:rPr>
+          <w:cs/>
+        </w:rPr>
+        <w:t>ตรวจสอบและอัปเดตจำนวนเงินให้มากกว่าศูนย์</w:t>
+      </w:r>
+      <w:r>
+        <w:t xml:space="preserve"> </w:t>
+      </w:r>
+    </w:p>
+    <w:p>
+      <w:pPr>
+        <w:numPr>
+          <w:ilvl w:val="1"/>
+          <w:numId w:val="32"/>
+        </w:numPr>
+        <w:jc w:val="thaiDistribute"/>
+      </w:pPr>
+      <w:r>
+        <w:t xml:space="preserve">get_type_name: </w:t>
+      </w:r>
+      <w:r>
+        <w:rPr>
+          <w:cs/>
+        </w:rPr>
+        <w:t>ส่งคืนชื่อประเภทรายการ (ค่าเริ่มต้นทั่วไป)</w:t>
+      </w:r>
+      <w:r>
+        <w:t xml:space="preserve"> </w:t>
+      </w:r>
+    </w:p>
+    <w:p>
+      <w:pPr>
+        <w:numPr>
+          <w:ilvl w:val="1"/>
+          <w:numId w:val="32"/>
+        </w:numPr>
+        <w:jc w:val="thaiDistribute"/>
+      </w:pPr>
+      <w:r>
+        <w:t xml:space="preserve">get_balance_impact: </w:t>
+      </w:r>
+      <w:r>
+        <w:rPr>
+          <w:cs/>
+        </w:rPr>
+        <w:t xml:space="preserve">คำนวณผลกระทบต่อยอดเงินคงเหลือ (ค่าเริ่มต้นเป็น </w:t>
+      </w:r>
+      <w:r>
+        <w:t xml:space="preserve">0) </w:t>
+      </w:r>
+    </w:p>
+    <w:p>
+      <w:pPr>
+        <w:numPr>
+          <w:ilvl w:val="1"/>
+          <w:numId w:val="32"/>
+        </w:numPr>
+        <w:jc w:val="thaiDistribute"/>
+      </w:pPr>
+      <w:r>
+        <w:t xml:space="preserve">get_financial_role: </w:t>
+      </w:r>
+      <w:r>
+        <w:rPr>
+          <w:cs/>
+        </w:rPr>
+        <w:t xml:space="preserve">ระบุบทบาททางการเงินเพื่อนำไปจัดกลุ่ม (ค่าเริ่มต้น </w:t>
+      </w:r>
+      <w:r>
+        <w:t xml:space="preserve">generic) </w:t>
+      </w:r>
+    </w:p>
+    <w:p>
+      <w:pPr>
+        <w:numPr>
+          <w:ilvl w:val="1"/>
+          <w:numId w:val="32"/>
+        </w:numPr>
+        <w:jc w:val="thaiDistribute"/>
+      </w:pPr>
+      <w:r>
+        <w:t xml:space="preserve">to_csv_row: </w:t>
+      </w:r>
+      <w:r>
+        <w:rPr>
+          <w:cs/>
+        </w:rPr>
+        <w:t xml:space="preserve">แปลงข้อมูลของ </w:t>
+      </w:r>
+      <w:r>
+        <w:t xml:space="preserve">Object </w:t>
+      </w:r>
+      <w:r>
+        <w:rPr>
+          <w:cs/>
+        </w:rPr>
+        <w:t xml:space="preserve">ให้อยู่ในรูปแบบ </w:t>
+      </w:r>
+      <w:r>
+        <w:t xml:space="preserve">List </w:t>
+      </w:r>
+      <w:r>
+        <w:rPr>
+          <w:cs/>
+        </w:rPr>
+        <w:t xml:space="preserve">สำหรับบันทึกลง </w:t>
+      </w:r>
+      <w:r>
+        <w:t xml:space="preserve">CSV </w:t>
+      </w:r>
+    </w:p>
+    <w:p>
+      <w:pPr>
+        <w:numPr>
+          <w:ilvl w:val="0"/>
+          <w:numId w:val="32"/>
+        </w:numPr>
+        <w:jc w:val="thaiDistribute"/>
+      </w:pPr>
+      <w:r>
+        <w:t xml:space="preserve">IncomeTransaction: </w:t>
+      </w:r>
+      <w:r>
+        <w:rPr>
+          <w:cs/>
+        </w:rPr>
+        <w:t>คลาสลูกสำหรับรายการรายรับ</w:t>
+      </w:r>
+      <w:r>
+        <w:t xml:space="preserve"> </w:t>
+      </w:r>
+    </w:p>
+    <w:p>
+      <w:pPr>
+        <w:numPr>
+          <w:ilvl w:val="1"/>
+          <w:numId w:val="32"/>
+        </w:numPr>
+        <w:jc w:val="thaiDistribute"/>
+      </w:pPr>
+      <w:r>
+        <w:t xml:space="preserve">get_type_name: </w:t>
+      </w:r>
+      <w:r>
+        <w:rPr>
+          <w:cs/>
+        </w:rPr>
+        <w:t>ระบุชื่อประเภทเป็น "</w:t>
+      </w:r>
+      <w:r>
+        <w:t xml:space="preserve">Income" </w:t>
+      </w:r>
+    </w:p>
+    <w:p>
+      <w:pPr>
+        <w:numPr>
+          <w:ilvl w:val="1"/>
+          <w:numId w:val="32"/>
+        </w:numPr>
+        <w:jc w:val="thaiDistribute"/>
+      </w:pPr>
+      <w:r>
+        <w:t xml:space="preserve">get_balance_impact: </w:t>
+      </w:r>
+      <w:r>
+        <w:rPr>
+          <w:cs/>
+        </w:rPr>
+        <w:t>คืนค่ายอดเงินเป็นบวกเพื่อเพิ่มในยอดคงเหลือ</w:t>
+      </w:r>
+      <w:r>
+        <w:t xml:space="preserve"> </w:t>
+      </w:r>
+    </w:p>
+    <w:p>
+      <w:pPr>
+        <w:numPr>
+          <w:ilvl w:val="1"/>
+          <w:numId w:val="32"/>
+        </w:numPr>
+        <w:jc w:val="thaiDistribute"/>
+      </w:pPr>
+      <w:r>
+        <w:t xml:space="preserve">get_financial_role: </w:t>
+      </w:r>
+      <w:r>
+        <w:rPr>
+          <w:cs/>
+        </w:rPr>
+        <w:t>ระบุบทบาทเป็น "</w:t>
+      </w:r>
+      <w:r>
+        <w:t xml:space="preserve">income" </w:t>
+      </w:r>
+      <w:r>
+        <w:rPr>
+          <w:cs/>
+        </w:rPr>
+        <w:t>สำหรับคำนวณ</w:t>
+      </w:r>
+      <w:r>
+        <w:t xml:space="preserve"> </w:t>
+      </w:r>
+    </w:p>
+    <w:p>
+      <w:pPr>
+        <w:numPr>
+          <w:ilvl w:val="0"/>
+          <w:numId w:val="32"/>
+        </w:numPr>
+        <w:jc w:val="thaiDistribute"/>
+      </w:pPr>
+      <w:r>
+        <w:t xml:space="preserve">FixedExpenseTransaction: </w:t>
+      </w:r>
+      <w:r>
+        <w:rPr>
+          <w:cs/>
+        </w:rPr>
+        <w:t>คลาสลูกสำหรับรายจ่ายประจำ</w:t>
+      </w:r>
+      <w:r>
+        <w:t xml:space="preserve"> </w:t>
+      </w:r>
+    </w:p>
+    <w:p>
+      <w:pPr>
+        <w:numPr>
+          <w:ilvl w:val="1"/>
+          <w:numId w:val="32"/>
+        </w:numPr>
+        <w:jc w:val="thaiDistribute"/>
+      </w:pPr>
+      <w:r>
+        <w:t xml:space="preserve">get_type_name: </w:t>
+      </w:r>
+      <w:r>
+        <w:rPr>
+          <w:cs/>
+        </w:rPr>
+        <w:t>ระบุชื่อประเภทเป็น "</w:t>
+      </w:r>
+      <w:r>
+        <w:t xml:space="preserve">Fixed Expense" </w:t>
+      </w:r>
+    </w:p>
+    <w:p>
+      <w:pPr>
+        <w:numPr>
+          <w:ilvl w:val="1"/>
+          <w:numId w:val="32"/>
+        </w:numPr>
+        <w:jc w:val="thaiDistribute"/>
+      </w:pPr>
+      <w:r>
+        <w:t xml:space="preserve">get_balance_impact: </w:t>
+      </w:r>
+      <w:r>
+        <w:rPr>
+          <w:cs/>
+        </w:rPr>
+        <w:t>คืนค่ายอดเงินติดลบเพื่อหักจากยอดคงเหลือ</w:t>
+      </w:r>
+      <w:r>
+        <w:t xml:space="preserve"> </w:t>
+      </w:r>
+    </w:p>
+    <w:p>
+      <w:pPr>
+        <w:numPr>
+          <w:ilvl w:val="1"/>
+          <w:numId w:val="32"/>
+        </w:numPr>
+        <w:jc w:val="thaiDistribute"/>
+      </w:pPr>
+      <w:r>
+        <w:t xml:space="preserve">get_financial_role: </w:t>
+      </w:r>
+      <w:r>
+        <w:rPr>
+          <w:cs/>
+        </w:rPr>
+        <w:t>ระบุบทบาทเป็น "</w:t>
+      </w:r>
+      <w:r>
+        <w:t xml:space="preserve">fixed_expense" </w:t>
+      </w:r>
+    </w:p>
+    <w:p>
+      <w:pPr>
+        <w:numPr>
+          <w:ilvl w:val="0"/>
+          <w:numId w:val="32"/>
+        </w:numPr>
+        <w:jc w:val="thaiDistribute"/>
+      </w:pPr>
+      <w:r>
+        <w:t xml:space="preserve">VariableExpenseTransaction: </w:t>
+      </w:r>
+      <w:r>
+        <w:rPr>
+          <w:cs/>
+        </w:rPr>
+        <w:t>คลาสลูกสำหรับรายจ่ายผันแปร</w:t>
+      </w:r>
+      <w:r>
+        <w:t xml:space="preserve"> </w:t>
+      </w:r>
+    </w:p>
+    <w:p>
+      <w:pPr>
+        <w:numPr>
+          <w:ilvl w:val="1"/>
+          <w:numId w:val="32"/>
+        </w:numPr>
+        <w:jc w:val="thaiDistribute"/>
+      </w:pPr>
+      <w:r>
+        <w:lastRenderedPageBreak/>
+        <w:t xml:space="preserve">get_type_name: </w:t>
+      </w:r>
+      <w:r>
+        <w:rPr>
+          <w:cs/>
+        </w:rPr>
+        <w:t>ระบุชื่อประเภทเป็น "</w:t>
+      </w:r>
+      <w:r>
+        <w:t xml:space="preserve">Variable Expense" </w:t>
+      </w:r>
+    </w:p>
+    <w:p>
+      <w:pPr>
+        <w:numPr>
+          <w:ilvl w:val="1"/>
+          <w:numId w:val="32"/>
+        </w:numPr>
+        <w:jc w:val="thaiDistribute"/>
+      </w:pPr>
+      <w:r>
+        <w:t xml:space="preserve">get_balance_impact: </w:t>
+      </w:r>
+      <w:r>
+        <w:rPr>
+          <w:cs/>
+        </w:rPr>
+        <w:t>คืนค่ายอดเงินติดลบเพื่อหักจากยอดคงเหลือ</w:t>
+      </w:r>
+      <w:r>
+        <w:t xml:space="preserve"> </w:t>
+      </w:r>
+    </w:p>
+    <w:p>
+      <w:pPr>
+        <w:numPr>
+          <w:ilvl w:val="1"/>
+          <w:numId w:val="32"/>
+        </w:numPr>
+        <w:jc w:val="thaiDistribute"/>
+      </w:pPr>
+      <w:r>
+        <w:t xml:space="preserve">get_financial_role: </w:t>
+      </w:r>
+      <w:r>
+        <w:rPr>
+          <w:cs/>
+        </w:rPr>
+        <w:t>ระบุบทบาทเป็น "</w:t>
+      </w:r>
+      <w:r>
+        <w:t xml:space="preserve">variable_expense" </w:t>
+      </w:r>
+    </w:p>
+    <w:p>
+      <w:pPr>
+        <w:numPr>
+          <w:ilvl w:val="0"/>
+          <w:numId w:val="32"/>
+        </w:numPr>
+        <w:jc w:val="thaiDistribute"/>
+      </w:pPr>
+      <w:r>
+        <w:t xml:space="preserve">SavingsTransaction: </w:t>
+      </w:r>
+      <w:r>
+        <w:rPr>
+          <w:cs/>
+        </w:rPr>
+        <w:t>คลาสลูกสำหรับเงินออมหรือเงินลงทุน</w:t>
+      </w:r>
+      <w:r>
+        <w:t xml:space="preserve"> </w:t>
+      </w:r>
+    </w:p>
+    <w:p>
+      <w:pPr>
+        <w:numPr>
+          <w:ilvl w:val="1"/>
+          <w:numId w:val="32"/>
+        </w:numPr>
+        <w:jc w:val="thaiDistribute"/>
+      </w:pPr>
+      <w:r>
+        <w:t xml:space="preserve">get_type_name: </w:t>
+      </w:r>
+      <w:r>
+        <w:rPr>
+          <w:cs/>
+        </w:rPr>
+        <w:t>ระบุชื่อประเภทเป็น "</w:t>
+      </w:r>
+      <w:r>
+        <w:t xml:space="preserve">Savings or Investment" </w:t>
+      </w:r>
+    </w:p>
+    <w:p>
+      <w:pPr>
+        <w:numPr>
+          <w:ilvl w:val="1"/>
+          <w:numId w:val="32"/>
+        </w:numPr>
+        <w:jc w:val="thaiDistribute"/>
+      </w:pPr>
+      <w:r>
+        <w:t xml:space="preserve">get_balance_impact: </w:t>
+      </w:r>
+      <w:r>
+        <w:rPr>
+          <w:cs/>
+        </w:rPr>
+        <w:t>คืนค่ายอดเงินติดลบเพื่อกันออกจากยอดเงินใช้จ่าย</w:t>
+      </w:r>
+      <w:r>
+        <w:t xml:space="preserve"> </w:t>
+      </w:r>
+    </w:p>
+    <w:p>
+      <w:pPr>
+        <w:numPr>
+          <w:ilvl w:val="1"/>
+          <w:numId w:val="32"/>
+        </w:numPr>
+        <w:jc w:val="thaiDistribute"/>
+      </w:pPr>
+      <w:r>
+        <w:t xml:space="preserve">get_financial_role: </w:t>
+      </w:r>
+      <w:r>
+        <w:rPr>
+          <w:cs/>
+        </w:rPr>
+        <w:t>ระบุบทบาทเป็น "</w:t>
+      </w:r>
+      <w:r>
+        <w:t xml:space="preserve">savings" </w:t>
+      </w:r>
+    </w:p>
+    <w:p>
+      <w:pPr>
+        <w:numPr>
+          <w:ilvl w:val="0"/>
+          <w:numId w:val="32"/>
+        </w:numPr>
+        <w:jc w:val="thaiDistribute"/>
+      </w:pPr>
+      <w:r>
+        <w:t xml:space="preserve">TransactionFactory: </w:t>
+      </w:r>
+      <w:r>
+        <w:rPr>
+          <w:cs/>
+        </w:rPr>
+        <w:t xml:space="preserve">คลาสสำหรับสร้าง </w:t>
+      </w:r>
+      <w:r>
+        <w:t xml:space="preserve">Transaction Object </w:t>
+      </w:r>
+      <w:r>
+        <w:rPr>
+          <w:cs/>
+        </w:rPr>
+        <w:t>ตามประเภทที่ระบุ</w:t>
+      </w:r>
+      <w:r>
+        <w:t xml:space="preserve"> </w:t>
+      </w:r>
+    </w:p>
+    <w:p>
+      <w:pPr>
+        <w:numPr>
+          <w:ilvl w:val="1"/>
+          <w:numId w:val="32"/>
+        </w:numPr>
+        <w:jc w:val="thaiDistribute"/>
+      </w:pPr>
+      <w:r>
+        <w:t xml:space="preserve">create_transaction: </w:t>
+      </w:r>
+      <w:r>
+        <w:rPr>
+          <w:cs/>
+        </w:rPr>
+        <w:t xml:space="preserve">ตรวจสอบประเภทและสร้าง </w:t>
+      </w:r>
+      <w:r>
+        <w:t xml:space="preserve">Instance </w:t>
+      </w:r>
+      <w:r>
+        <w:rPr>
+          <w:cs/>
+        </w:rPr>
+        <w:t>ของคลาสลูกที่ถูกต้อง</w:t>
+      </w:r>
+      <w:r>
+        <w:t xml:space="preserve"> </w:t>
+      </w:r>
+    </w:p>
+    <w:p>
+      <w:pPr>
+        <w:numPr>
+          <w:ilvl w:val="0"/>
+          <w:numId w:val="32"/>
+        </w:numPr>
+        <w:jc w:val="thaiDistribute"/>
+      </w:pPr>
+      <w:r>
+        <w:t xml:space="preserve">FinanceManager: </w:t>
+      </w:r>
+      <w:r>
+        <w:rPr>
+          <w:cs/>
+        </w:rPr>
+        <w:t xml:space="preserve">จัดการไฟล์ </w:t>
+      </w:r>
+      <w:r>
+        <w:t xml:space="preserve">CSV </w:t>
+      </w:r>
+      <w:r>
+        <w:rPr>
+          <w:cs/>
+        </w:rPr>
+        <w:t>และคำนวณสถิติภาพรวมทางการเงิน</w:t>
+      </w:r>
+      <w:r>
+        <w:t xml:space="preserve"> </w:t>
+      </w:r>
+    </w:p>
+    <w:p>
+      <w:pPr>
+        <w:numPr>
+          <w:ilvl w:val="1"/>
+          <w:numId w:val="32"/>
+        </w:numPr>
+        <w:jc w:val="thaiDistribute"/>
+      </w:pPr>
+      <w:r>
+        <w:t xml:space="preserve">__init__: </w:t>
+      </w:r>
+      <w:r>
+        <w:rPr>
+          <w:cs/>
+        </w:rPr>
+        <w:t>ตั้งค่าพาธไฟล์</w:t>
+      </w:r>
+      <w:r>
+        <w:t xml:space="preserve">, </w:t>
+      </w:r>
+      <w:r>
+        <w:rPr>
+          <w:cs/>
+        </w:rPr>
+        <w:t>หัวตาราง และเตรียมพื้นที่จัดเก็บข้อมูล</w:t>
+      </w:r>
+      <w:r>
+        <w:t xml:space="preserve"> </w:t>
+      </w:r>
+    </w:p>
+    <w:p>
+      <w:pPr>
+        <w:numPr>
+          <w:ilvl w:val="1"/>
+          <w:numId w:val="32"/>
+        </w:numPr>
+        <w:jc w:val="thaiDistribute"/>
+      </w:pPr>
+      <w:r>
+        <w:t xml:space="preserve">initialize_storage: </w:t>
+      </w:r>
+      <w:r>
+        <w:rPr>
+          <w:cs/>
+        </w:rPr>
+        <w:t xml:space="preserve">ตรวจสอบและสร้างโฟลเดอร์รวมถึงไฟล์ </w:t>
+      </w:r>
+      <w:r>
+        <w:t xml:space="preserve">CSV </w:t>
+      </w:r>
+      <w:r>
+        <w:rPr>
+          <w:cs/>
+        </w:rPr>
+        <w:t>เริ่มต้นหากยังไม่มี</w:t>
+      </w:r>
+      <w:r>
+        <w:t xml:space="preserve"> </w:t>
+      </w:r>
+    </w:p>
+    <w:p>
+      <w:pPr>
+        <w:numPr>
+          <w:ilvl w:val="1"/>
+          <w:numId w:val="32"/>
+        </w:numPr>
+        <w:jc w:val="thaiDistribute"/>
+      </w:pPr>
+      <w:r>
+        <w:t xml:space="preserve">add_transaction: </w:t>
+      </w:r>
+      <w:r>
+        <w:rPr>
+          <w:cs/>
+        </w:rPr>
+        <w:t xml:space="preserve">นำข้อมูล </w:t>
+      </w:r>
+      <w:r>
+        <w:t xml:space="preserve">Object </w:t>
+      </w:r>
+      <w:r>
+        <w:rPr>
+          <w:cs/>
+        </w:rPr>
+        <w:t xml:space="preserve">รายการเขียนต่อท้ายลงในไฟล์ </w:t>
+      </w:r>
+      <w:r>
+        <w:t xml:space="preserve">CSV </w:t>
+      </w:r>
+    </w:p>
+    <w:p>
+      <w:pPr>
+        <w:numPr>
+          <w:ilvl w:val="1"/>
+          <w:numId w:val="32"/>
+        </w:numPr>
+        <w:jc w:val="thaiDistribute"/>
+      </w:pPr>
+      <w:r>
+        <w:t xml:space="preserve">get_all_transactions: </w:t>
+      </w:r>
+      <w:r>
+        <w:rPr>
+          <w:cs/>
+        </w:rPr>
+        <w:t xml:space="preserve">อ่านไฟล์ </w:t>
+      </w:r>
+      <w:r>
+        <w:t xml:space="preserve">CSV </w:t>
+      </w:r>
+      <w:r>
+        <w:rPr>
+          <w:cs/>
+        </w:rPr>
+        <w:t xml:space="preserve">และแปลงเป็น </w:t>
+      </w:r>
+      <w:r>
+        <w:t xml:space="preserve">List </w:t>
+      </w:r>
+      <w:r>
+        <w:rPr>
+          <w:cs/>
+        </w:rPr>
+        <w:t xml:space="preserve">ของ </w:t>
+      </w:r>
+      <w:r>
+        <w:t xml:space="preserve">Transaction Object </w:t>
+      </w:r>
+    </w:p>
+    <w:p>
+      <w:pPr>
+        <w:numPr>
+          <w:ilvl w:val="1"/>
+          <w:numId w:val="32"/>
+        </w:numPr>
+        <w:jc w:val="thaiDistribute"/>
+      </w:pPr>
+      <w:proofErr w:type="gramStart"/>
+      <w:r>
+        <w:t>calculate</w:t>
+      </w:r>
+      <w:proofErr w:type="gramEnd"/>
+      <w:r>
+        <w:t xml:space="preserve">_summary: </w:t>
+      </w:r>
+      <w:r>
+        <w:rPr>
+          <w:cs/>
+        </w:rPr>
+        <w:t>รวมยอดเงิน คำนวณยอดคงเหลือ และหาค่าเฉลี่ยทางสถิติ</w:t>
+      </w:r>
+      <w:r>
+        <w:t xml:space="preserve"> </w:t>
+      </w:r>
+    </w:p>
+    <w:p>
+      <w:pPr>
+        <w:numPr>
+          <w:ilvl w:val="0"/>
+          <w:numId w:val="32"/>
+        </w:numPr>
+        <w:jc w:val="thaiDistribute"/>
+      </w:pPr>
+      <w:r>
+        <w:t xml:space="preserve">FinanceCLI: </w:t>
+      </w:r>
+      <w:r>
+        <w:rPr>
+          <w:cs/>
+        </w:rPr>
+        <w:t xml:space="preserve">จัดการส่วนแสดงผลและการโต้ตอบกับผู้ใช้ผ่าน </w:t>
+      </w:r>
+      <w:r>
+        <w:t xml:space="preserve">Terminal </w:t>
+      </w:r>
+    </w:p>
+    <w:p>
+      <w:pPr>
+        <w:numPr>
+          <w:ilvl w:val="1"/>
+          <w:numId w:val="32"/>
+        </w:numPr>
+        <w:jc w:val="thaiDistribute"/>
+        <w:rPr>
+          <w:rFonts w:hint="cs"/>
+        </w:rPr>
+      </w:pPr>
+      <w:r>
+        <w:t xml:space="preserve">__init__: </w:t>
+      </w:r>
+      <w:r>
+        <w:rPr>
+          <w:cs/>
+        </w:rPr>
+        <w:t xml:space="preserve">เริ่มต้นการทำงานของระบบจัดการไฟล์และ </w:t>
+      </w:r>
+      <w:r>
+        <w:t xml:space="preserve">Factory </w:t>
+      </w:r>
+    </w:p>
+    <w:p>
+      <w:pPr>
+        <w:numPr>
+          <w:ilvl w:val="1"/>
+          <w:numId w:val="32"/>
+        </w:numPr>
+        <w:jc w:val="thaiDistribute"/>
+        <w:rPr>
+          <w:rFonts w:hint="cs"/>
+        </w:rPr>
+      </w:pPr>
+      <w:r>
+        <w:t xml:space="preserve">input_date: </w:t>
+      </w:r>
+      <w:r>
+        <w:rPr>
+          <w:cs/>
+        </w:rPr>
+        <w:t>รับและตรวจสอบความถูกต้องของรูปแบบวันที่จากผู้ใช้</w:t>
+      </w:r>
+      <w:r>
+        <w:t xml:space="preserve"> </w:t>
+      </w:r>
+    </w:p>
+    <w:p>
+      <w:pPr>
+        <w:numPr>
+          <w:ilvl w:val="1"/>
+          <w:numId w:val="32"/>
+        </w:numPr>
+        <w:jc w:val="thaiDistribute"/>
+        <w:rPr>
+          <w:rFonts w:hint="cs"/>
+        </w:rPr>
+      </w:pPr>
+      <w:r>
+        <w:t xml:space="preserve">input_amount: </w:t>
+      </w:r>
+      <w:r>
+        <w:rPr>
+          <w:cs/>
+        </w:rPr>
+        <w:t>รับและตรวจสอบว่าจำนวนเงินเป็นตัวเลขที่มากกว่าศูนย์</w:t>
+      </w:r>
+      <w:r>
+        <w:t xml:space="preserve"> </w:t>
+      </w:r>
+    </w:p>
+    <w:p>
+      <w:pPr>
+        <w:numPr>
+          <w:ilvl w:val="1"/>
+          <w:numId w:val="32"/>
+        </w:numPr>
+        <w:jc w:val="thaiDistribute"/>
+        <w:rPr>
+          <w:rFonts w:hint="cs"/>
+        </w:rPr>
+      </w:pPr>
+      <w:r>
+        <w:t xml:space="preserve">add_transaction_screen: </w:t>
+      </w:r>
+      <w:r>
+        <w:rPr>
+          <w:cs/>
+        </w:rPr>
+        <w:t>หน้าจอรับข้อมูลเพื่อสร้างและบันทึกรายการใหม่</w:t>
+      </w:r>
+      <w:r>
+        <w:t xml:space="preserve"> </w:t>
+      </w:r>
+    </w:p>
+    <w:p>
+      <w:pPr>
+        <w:numPr>
+          <w:ilvl w:val="1"/>
+          <w:numId w:val="32"/>
+        </w:numPr>
+        <w:jc w:val="thaiDistribute"/>
+        <w:rPr>
+          <w:rFonts w:hint="cs"/>
+        </w:rPr>
+      </w:pPr>
+      <w:r>
+        <w:lastRenderedPageBreak/>
+        <w:t xml:space="preserve">display_table: </w:t>
+      </w:r>
+      <w:r>
+        <w:rPr>
+          <w:cs/>
+        </w:rPr>
+        <w:t>จัดรูปแบบและพิมพ์รายการธุรกรรมออกมาเป็นตาราง</w:t>
+      </w:r>
+      <w:r>
+        <w:t xml:space="preserve"> </w:t>
+      </w:r>
+    </w:p>
+    <w:p>
+      <w:pPr>
+        <w:numPr>
+          <w:ilvl w:val="1"/>
+          <w:numId w:val="32"/>
+        </w:numPr>
+        <w:jc w:val="thaiDistribute"/>
+        <w:rPr>
+          <w:rFonts w:hint="cs"/>
+        </w:rPr>
+      </w:pPr>
+      <w:r>
+        <w:t xml:space="preserve">display_summary_card: </w:t>
+      </w:r>
+      <w:r>
+        <w:rPr>
+          <w:cs/>
+        </w:rPr>
+        <w:t>แสดงการ์ดสรุปยอดเงินและค่าสถิติต่าง ๆ</w:t>
+      </w:r>
+      <w:r>
+        <w:t xml:space="preserve"> </w:t>
+      </w:r>
+    </w:p>
+    <w:p>
+      <w:pPr>
+        <w:numPr>
+          <w:ilvl w:val="1"/>
+          <w:numId w:val="32"/>
+        </w:numPr>
+        <w:jc w:val="thaiDistribute"/>
+        <w:rPr>
+          <w:rFonts w:hint="cs"/>
+        </w:rPr>
+      </w:pPr>
+      <w:r>
+        <w:t xml:space="preserve">show_all_logs: </w:t>
+      </w:r>
+      <w:r>
+        <w:rPr>
+          <w:cs/>
+        </w:rPr>
+        <w:t>ดึงและแสดงรายการบันทึกทั้งหมดที่มีในระบบ</w:t>
+      </w:r>
+      <w:r>
+        <w:t xml:space="preserve"> </w:t>
+      </w:r>
+    </w:p>
+    <w:p>
+      <w:pPr>
+        <w:numPr>
+          <w:ilvl w:val="1"/>
+          <w:numId w:val="32"/>
+        </w:numPr>
+        <w:jc w:val="thaiDistribute"/>
+        <w:rPr>
+          <w:rFonts w:hint="cs"/>
+        </w:rPr>
+      </w:pPr>
+      <w:r>
+        <w:t xml:space="preserve">show_weekly_summary: </w:t>
+      </w:r>
+      <w:r>
+        <w:rPr>
+          <w:cs/>
+        </w:rPr>
+        <w:t>กรองรายการและแสดงผลสรุปตามสัปดาห์ที่เลือก</w:t>
+      </w:r>
+      <w:r>
+        <w:t xml:space="preserve"> </w:t>
+      </w:r>
+    </w:p>
+    <w:p>
+      <w:pPr>
+        <w:numPr>
+          <w:ilvl w:val="1"/>
+          <w:numId w:val="32"/>
+        </w:numPr>
+        <w:jc w:val="thaiDistribute"/>
+        <w:rPr>
+          <w:rFonts w:hint="cs"/>
+        </w:rPr>
+      </w:pPr>
+      <w:r>
+        <w:t xml:space="preserve">show_monthly_summary: </w:t>
+      </w:r>
+      <w:r>
+        <w:rPr>
+          <w:cs/>
+        </w:rPr>
+        <w:t>กรองรายการและแสดงผลสรุปตามเดือนที่เลือก</w:t>
+      </w:r>
+      <w:r>
+        <w:t xml:space="preserve"> </w:t>
+      </w:r>
+    </w:p>
+    <w:p>
+      <w:pPr>
+        <w:numPr>
+          <w:ilvl w:val="1"/>
+          <w:numId w:val="32"/>
+        </w:numPr>
+        <w:jc w:val="thaiDistribute"/>
+        <w:rPr>
+          <w:rFonts w:hint="cs"/>
+          <w:cs/>
+        </w:rPr>
+      </w:pPr>
+      <w:r>
+        <w:t xml:space="preserve">run: </w:t>
+      </w:r>
+      <w:r>
+        <w:rPr>
+          <w:cs/>
+        </w:rPr>
+        <w:t>ลูปเมนูหลักเพื่อควบคุมการทำงานของแอปพลิเคชันตามที่ผู้ใช้เลือก</w:t>
+      </w:r>
+      <w:r>
+        <w:t xml:space="preserve"> </w:t>
+      </w:r>
     </w:p>
     <w:sectPr>
       <w:headerReference w:type="default" r:id="rId8"/>
@@ -3413,6 +4533,155 @@
     </w:lvl>
   </w:abstractNum>
   <w:abstractNum w:abstractNumId="24" w15:restartNumberingAfterBreak="0">
+    <w:nsid w:val="5E2E6322"/>
+    <w:multiLevelType w:val="multilevel"/>
+    <w:tmpl w:val="BBB80E12"/>
+    <w:lvl w:ilvl="0">
+      <w:start w:val="1"/>
+      <w:numFmt w:val="bullet"/>
+      <w:lvlText w:val=""/>
+      <w:lvlJc w:val="left"/>
+      <w:pPr>
+        <w:tabs>
+          <w:tab w:val="num" w:pos="720"/>
+        </w:tabs>
+        <w:ind w:left="720" w:hanging="360"/>
+      </w:pPr>
+      <w:rPr>
+        <w:rFonts w:ascii="Symbol" w:hAnsi="Symbol" w:hint="default"/>
+        <w:sz w:val="20"/>
+      </w:rPr>
+    </w:lvl>
+    <w:lvl w:ilvl="1">
+      <w:start w:val="1"/>
+      <w:numFmt w:val="bullet"/>
+      <w:lvlText w:val="o"/>
+      <w:lvlJc w:val="left"/>
+      <w:pPr>
+        <w:tabs>
+          <w:tab w:val="num" w:pos="1440"/>
+        </w:tabs>
+        <w:ind w:left="1440" w:hanging="360"/>
+      </w:pPr>
+      <w:rPr>
+        <w:rFonts w:ascii="Courier New" w:hAnsi="Courier New" w:hint="default"/>
+        <w:sz w:val="20"/>
+      </w:rPr>
+    </w:lvl>
+    <w:lvl w:ilvl="2" w:tentative="1">
+      <w:start w:val="1"/>
+      <w:numFmt w:val="bullet"/>
+      <w:lvlText w:val=""/>
+      <w:lvlJc w:val="left"/>
+      <w:pPr>
+        <w:tabs>
+          <w:tab w:val="num" w:pos="2160"/>
+        </w:tabs>
+        <w:ind w:left="2160" w:hanging="360"/>
+      </w:pPr>
+      <w:rPr>
+        <w:rFonts w:ascii="Wingdings" w:hAnsi="Wingdings" w:hint="default"/>
+        <w:sz w:val="20"/>
+      </w:rPr>
+    </w:lvl>
+    <w:lvl w:ilvl="3" w:tentative="1">
+      <w:start w:val="1"/>
+      <w:numFmt w:val="bullet"/>
+      <w:lvlText w:val=""/>
+      <w:lvlJc w:val="left"/>
+      <w:pPr>
+        <w:tabs>
+          <w:tab w:val="num" w:pos="2880"/>
+        </w:tabs>
+        <w:ind w:left="2880" w:hanging="360"/>
+      </w:pPr>
+      <w:rPr>
+        <w:rFonts w:ascii="Wingdings" w:hAnsi="Wingdings" w:hint="default"/>
+        <w:sz w:val="20"/>
+      </w:rPr>
+    </w:lvl>
+    <w:lvl w:ilvl="4" w:tentative="1">
+      <w:start w:val="1"/>
+      <w:numFmt w:val="bullet"/>
+      <w:lvlText w:val=""/>
+      <w:lvlJc w:val="left"/>
+      <w:pPr>
+        <w:tabs>
+          <w:tab w:val="num" w:pos="3600"/>
+        </w:tabs>
+        <w:ind w:left="3600" w:hanging="360"/>
+      </w:pPr>
+      <w:rPr>
+        <w:rFonts w:ascii="Wingdings" w:hAnsi="Wingdings" w:hint="default"/>
+        <w:sz w:val="20"/>
+      </w:rPr>
+    </w:lvl>
+    <w:lvl w:ilvl="5" w:tentative="1">
+      <w:start w:val="1"/>
+      <w:numFmt w:val="bullet"/>
+      <w:lvlText w:val=""/>
+      <w:lvlJc w:val="left"/>
+      <w:pPr>
+        <w:tabs>
+          <w:tab w:val="num" w:pos="4320"/>
+        </w:tabs>
+        <w:ind w:left="4320" w:hanging="360"/>
+      </w:pPr>
+      <w:rPr>
+        <w:rFonts w:ascii="Wingdings" w:hAnsi="Wingdings" w:hint="default"/>
+        <w:sz w:val="20"/>
+      </w:rPr>
+    </w:lvl>
+    <w:lvl w:ilvl="6" w:tentative="1">
+      <w:start w:val="1"/>
+      <w:numFmt w:val="bullet"/>
+      <w:lvlText w:val=""/>
+      <w:lvlJc w:val="left"/>
+      <w:pPr>
+        <w:tabs>
+          <w:tab w:val="num" w:pos="5040"/>
+        </w:tabs>
+        <w:ind w:left="5040" w:hanging="360"/>
+      </w:pPr>
+      <w:rPr>
+        <w:rFonts w:ascii="Wingdings" w:hAnsi="Wingdings" w:hint="default"/>
+        <w:sz w:val="20"/>
+      </w:rPr>
+    </w:lvl>
+    <w:lvl w:ilvl="7" w:tentative="1">
+      <w:start w:val="1"/>
+      <w:numFmt w:val="bullet"/>
+      <w:lvlText w:val=""/>
+      <w:lvlJc w:val="left"/>
+      <w:pPr>
+        <w:tabs>
+          <w:tab w:val="num" w:pos="5760"/>
+        </w:tabs>
+        <w:ind w:left="5760" w:hanging="360"/>
+      </w:pPr>
+      <w:rPr>
+        <w:rFonts w:ascii="Wingdings" w:hAnsi="Wingdings" w:hint="default"/>
+        <w:sz w:val="20"/>
+      </w:rPr>
+    </w:lvl>
+    <w:lvl w:ilvl="8" w:tentative="1">
+      <w:start w:val="1"/>
+      <w:numFmt w:val="bullet"/>
+      <w:lvlText w:val=""/>
+      <w:lvlJc w:val="left"/>
+      <w:pPr>
+        <w:tabs>
+          <w:tab w:val="num" w:pos="6480"/>
+        </w:tabs>
+        <w:ind w:left="6480" w:hanging="360"/>
+      </w:pPr>
+      <w:rPr>
+        <w:rFonts w:ascii="Wingdings" w:hAnsi="Wingdings" w:hint="default"/>
+        <w:sz w:val="20"/>
+      </w:rPr>
+    </w:lvl>
+  </w:abstractNum>
+  <w:abstractNum w:abstractNumId="25" w15:restartNumberingAfterBreak="0">
     <w:nsid w:val="6471039B"/>
     <w:multiLevelType w:val="hybridMultilevel"/>
     <w:tmpl w:val="88C0977E"/>
@@ -3498,7 +4767,7 @@
       </w:pPr>
     </w:lvl>
   </w:abstractNum>
-  <w:abstractNum w:abstractNumId="25" w15:restartNumberingAfterBreak="0">
+  <w:abstractNum w:abstractNumId="26" w15:restartNumberingAfterBreak="0">
     <w:nsid w:val="64DF073E"/>
     <w:multiLevelType w:val="multilevel"/>
     <w:tmpl w:val="240653AE"/>
@@ -3647,7 +4916,7 @@
       </w:rPr>
     </w:lvl>
   </w:abstractNum>
-  <w:abstractNum w:abstractNumId="26" w15:restartNumberingAfterBreak="0">
+  <w:abstractNum w:abstractNumId="27" w15:restartNumberingAfterBreak="0">
     <w:nsid w:val="673079CA"/>
     <w:multiLevelType w:val="multilevel"/>
     <w:tmpl w:val="F64435D2"/>
@@ -3796,7 +5065,7 @@
       </w:rPr>
     </w:lvl>
   </w:abstractNum>
-  <w:abstractNum w:abstractNumId="27" w15:restartNumberingAfterBreak="0">
+  <w:abstractNum w:abstractNumId="28" w15:restartNumberingAfterBreak="0">
     <w:nsid w:val="6B4C05EE"/>
     <w:multiLevelType w:val="multilevel"/>
     <w:tmpl w:val="64929778"/>
@@ -3945,7 +5214,7 @@
       </w:rPr>
     </w:lvl>
   </w:abstractNum>
-  <w:abstractNum w:abstractNumId="28" w15:restartNumberingAfterBreak="0">
+  <w:abstractNum w:abstractNumId="29" w15:restartNumberingAfterBreak="0">
     <w:nsid w:val="709E2717"/>
     <w:multiLevelType w:val="multilevel"/>
     <w:tmpl w:val="AD5C2E36"/>
@@ -4094,7 +5363,7 @@
       </w:rPr>
     </w:lvl>
   </w:abstractNum>
-  <w:abstractNum w:abstractNumId="29" w15:restartNumberingAfterBreak="0">
+  <w:abstractNum w:abstractNumId="30" w15:restartNumberingAfterBreak="0">
     <w:nsid w:val="721A143A"/>
     <w:multiLevelType w:val="hybridMultilevel"/>
     <w:tmpl w:val="59EE82D8"/>
@@ -4180,7 +5449,7 @@
       </w:pPr>
     </w:lvl>
   </w:abstractNum>
-  <w:abstractNum w:abstractNumId="30" w15:restartNumberingAfterBreak="0">
+  <w:abstractNum w:abstractNumId="31" w15:restartNumberingAfterBreak="0">
     <w:nsid w:val="75D135AD"/>
     <w:multiLevelType w:val="multilevel"/>
     <w:tmpl w:val="F9E8BC3C"/>
@@ -4333,10 +5602,10 @@
     <w:abstractNumId w:val="7"/>
   </w:num>
   <w:num w:numId="2" w16cid:durableId="1696075572">
-    <w:abstractNumId w:val="25"/>
+    <w:abstractNumId w:val="26"/>
   </w:num>
   <w:num w:numId="3" w16cid:durableId="614213101">
-    <w:abstractNumId w:val="27"/>
+    <w:abstractNumId w:val="28"/>
   </w:num>
   <w:num w:numId="4" w16cid:durableId="312560974">
     <w:abstractNumId w:val="17"/>
@@ -4348,10 +5617,10 @@
     <w:abstractNumId w:val="23"/>
   </w:num>
   <w:num w:numId="7" w16cid:durableId="72507070">
-    <w:abstractNumId w:val="24"/>
+    <w:abstractNumId w:val="25"/>
   </w:num>
   <w:num w:numId="8" w16cid:durableId="944581297">
-    <w:abstractNumId w:val="29"/>
+    <w:abstractNumId w:val="30"/>
   </w:num>
   <w:num w:numId="9" w16cid:durableId="608898482">
     <w:abstractNumId w:val="4"/>
@@ -4396,7 +5665,7 @@
     <w:abstractNumId w:val="3"/>
   </w:num>
   <w:num w:numId="23" w16cid:durableId="656418939">
-    <w:abstractNumId w:val="28"/>
+    <w:abstractNumId w:val="29"/>
   </w:num>
   <w:num w:numId="24" w16cid:durableId="1090545889">
     <w:abstractNumId w:val="15"/>
@@ -4414,13 +5683,16 @@
     <w:abstractNumId w:val="13"/>
   </w:num>
   <w:num w:numId="29" w16cid:durableId="175972239">
-    <w:abstractNumId w:val="26"/>
+    <w:abstractNumId w:val="27"/>
   </w:num>
   <w:num w:numId="30" w16cid:durableId="1568682231">
-    <w:abstractNumId w:val="30"/>
+    <w:abstractNumId w:val="31"/>
   </w:num>
   <w:num w:numId="31" w16cid:durableId="547256449">
     <w:abstractNumId w:val="14"/>
+  </w:num>
+  <w:num w:numId="32" w16cid:durableId="319431274">
+    <w:abstractNumId w:val="24"/>
   </w:num>
 </w:numbering>
 </file>
@@ -5028,7 +6300,6 @@
   <w:style w:type="character" w:default="1" w:styleId="DefaultParagraphFont">
     <w:name w:val="Default Paragraph Font"/>
     <w:uiPriority w:val="1"/>
-    <w:semiHidden/>
     <w:unhideWhenUsed/>
   </w:style>
   <w:style w:type="table" w:default="1" w:styleId="TableNormal">
